--- a/crm/contratos/modelo-parceiro-influencer.docx
+++ b/crm/contratos/modelo-parceiro-influencer.docx
@@ -44,7 +44,7 @@
         <w:spacing w:after="200" w:line="260" w:lineRule="auto"/>
       </w:pPr>
       <w:r>
-        <w:t>[NOME DO PARCEIRO], pessoa física/jurídica, inscrita no CPF/CNPJ sob nº [__________], com domicílio/sede em [ENDEREÇO COMPLETO], na cidade de [CIDADE] – [UF], neste ato representada, doravante designada PARCEIRO;</w:t>
+        <w:t>{{nome_parceiro}}, pessoa física/jurídica, inscrita no CPF/CNPJ sob nº {{cpf_cnpj}}, com domicílio/sede em {{endereco}}, na cidade de {{cidade}} – {{uf}}, neste ato representada, doravante designada PARCEIRO;</w:t>
       </w:r>
     </w:p>
     <w:p>
@@ -71,21 +71,17 @@
         <w:spacing w:after="120" w:line="260" w:lineRule="auto"/>
       </w:pPr>
       <w:r>
-        <w:t xml:space="preserve">1.1 Este contrato tem como objeto a parceria entre a CONTRATANTE e o PARCEIRO para a divulgação de produtos da Pro Hunters por meio de conteúdo criado pelo PARCEIRO em suas redes sociais e canais digitais, mediante a concessão de um cupom de desconto personalizado </w:t>
-      </w:r>
-      <w:r>
-        <w:t>[___%]</w:t>
-      </w:r>
-      <w:r>
-        <w:t xml:space="preserve"> para seus seguidores.</w:t>
-      </w:r>
+        <w:t>1.1 Este contrato tem como objeto a parceria entre a CONTRATANTE e o PARCEIRO para a divulgação de produtos da Pro Hunters por meio de conteúdo criado pelo PARCEIRO em suas redes sociais e canais digitais, mediante a concessão de um cupom de desconto personalizado {{pct_cupom}}% para seus seguidores.</w:t>
+      </w:r>
+      <w:r/>
+      <w:r/>
     </w:p>
     <w:p>
       <w:pPr>
         <w:spacing w:after="120" w:line="260" w:lineRule="auto"/>
       </w:pPr>
       <w:r>
-        <w:t>1.2 O PARCEIRO é caracterizado como INFLUENCIADOR/AFILIADO, realizando divulgação orgânica dos produtos, sem subordinação jurídica, vínculo empregatício ou associação comercial com a CONTRATANTE.</w:t>
+        <w:t>1.2 O PARCEIRO é caracterizado como {{tipo_parceiro}}, realizando divulgação orgânica dos produtos, sem subordinação jurídica, vínculo empregatício ou associação comercial com a CONTRATANTE.</w:t>
       </w:r>
     </w:p>
     <w:p>
@@ -109,20 +105,12 @@
         <w:spacing w:after="120" w:line="260" w:lineRule="auto"/>
       </w:pPr>
       <w:r>
-        <w:t xml:space="preserve">2.1 O PARCEIRO receberá comissão de </w:t>
-      </w:r>
-      <w:r>
-        <w:t>[___</w:t>
-      </w:r>
-      <w:r>
-        <w:t>%</w:t>
-      </w:r>
-      <w:r>
-        <w:t>]</w:t>
-      </w:r>
-      <w:r>
-        <w:t xml:space="preserve"> sobre o valor do PRODUTO (excluindo frete e impostos) de cada venda realizada por clientes que utilizarem seu cupom de desconto personalizado.</w:t>
-      </w:r>
+        <w:t>2.1 O PARCEIRO receberá comissão de {{pct_comissao}}% sobre o valor do PRODUTO (excluindo frete e impostos) de cada venda realizada por clientes que utilizarem seu cupom de desconto personalizado.</w:t>
+      </w:r>
+      <w:r/>
+      <w:r/>
+      <w:r/>
+      <w:r/>
     </w:p>
     <w:p>
       <w:pPr>
@@ -595,41 +583,19 @@
         <w:jc w:val="center"/>
       </w:pPr>
       <w:r>
-        <w:t xml:space="preserve">Blumenau/SC, </w:t>
-      </w:r>
-      <w:r>
-        <w:t>[</w:t>
-      </w:r>
-      <w:r>
-        <w:t>_____</w:t>
-      </w:r>
-      <w:r>
-        <w:t>]</w:t>
-      </w:r>
-      <w:r>
-        <w:t xml:space="preserve"> de </w:t>
-      </w:r>
-      <w:r>
-        <w:t>[</w:t>
-      </w:r>
-      <w:r>
-        <w:t>______________</w:t>
-      </w:r>
-      <w:r>
-        <w:t>]</w:t>
-      </w:r>
-      <w:r>
-        <w:t xml:space="preserve"> de </w:t>
-      </w:r>
-      <w:r>
-        <w:t>[</w:t>
-      </w:r>
-      <w:r>
-        <w:t>____</w:t>
-      </w:r>
-      <w:r>
-        <w:t>]</w:t>
-      </w:r>
+        <w:t>Blumenau/SC, {{dia}} de {{mes}} de {{ano}}</w:t>
+      </w:r>
+      <w:r/>
+      <w:r/>
+      <w:r/>
+      <w:r/>
+      <w:r/>
+      <w:r/>
+      <w:r/>
+      <w:r/>
+      <w:r/>
+      <w:r/>
+      <w:r/>
     </w:p>
     <w:p>
       <w:pPr>
@@ -677,17 +643,11 @@
         <w:jc w:val="center"/>
       </w:pPr>
       <w:r>
-        <w:t xml:space="preserve">PARCEIRO </w:t>
-      </w:r>
-      <w:r>
-        <w:t>[</w:t>
-      </w:r>
-      <w:r>
-        <w:t>INFLUENCIADOR/AFILIADO</w:t>
-      </w:r>
-      <w:r>
-        <w:t>]</w:t>
-      </w:r>
+        <w:t>PARCEIRO [{{tipo_parceiro}}]</w:t>
+      </w:r>
+      <w:r/>
+      <w:r/>
+      <w:r/>
     </w:p>
     <w:p>
       <w:pPr>
@@ -695,7 +655,7 @@
         <w:jc w:val="center"/>
       </w:pPr>
       <w:r>
-        <w:t>[CPF/CNPJ]</w:t>
+        <w:t>{{cpf_cnpj}}</w:t>
       </w:r>
     </w:p>
     <w:p>
@@ -713,7 +673,7 @@
         <w:jc w:val="center"/>
       </w:pPr>
       <w:r>
-        <w:t>[NOME]</w:t>
+        <w:t>{{nome_parceiro}}</w:t>
       </w:r>
     </w:p>
     <w:p/>

--- a/crm/contratos/modelo-parceiro-influencer.docx
+++ b/crm/contratos/modelo-parceiro-influencer.docx
@@ -570,15 +570,18 @@
     </w:p>
     <w:p>
       <w:pPr>
+        <w:keepNext/>
+        <w:keepLines/>
         <w:spacing w:before="200" w:after="200" w:line="260" w:lineRule="auto"/>
       </w:pPr>
       <w:r>
-        <w:lastRenderedPageBreak/>
-        <w:t>E por estarem assim justos e contratados, firmam o presente contrato em duas vias de igual teor, juntamente com 2 (duas) testemunhas.</w:t>
-      </w:r>
-    </w:p>
-    <w:p>
-      <w:pPr>
+        <w:t>E por estarem assim justos e contratados, firmam o presente contrato em duas vias de igual teor.</w:t>
+      </w:r>
+    </w:p>
+    <w:p>
+      <w:pPr>
+        <w:keepNext/>
+        <w:keepLines/>
         <w:spacing w:after="300" w:line="260" w:lineRule="auto"/>
         <w:jc w:val="center"/>
       </w:pPr>
@@ -599,6 +602,8 @@
     </w:p>
     <w:p>
       <w:pPr>
+        <w:keepNext/>
+        <w:keepLines/>
         <w:spacing w:before="100" w:after="60" w:line="260" w:lineRule="auto"/>
         <w:jc w:val="center"/>
       </w:pPr>
@@ -608,6 +613,8 @@
     </w:p>
     <w:p>
       <w:pPr>
+        <w:keepNext/>
+        <w:keepLines/>
         <w:spacing w:after="120" w:line="260" w:lineRule="auto"/>
         <w:jc w:val="center"/>
       </w:pPr>
@@ -617,6 +624,8 @@
     </w:p>
     <w:p>
       <w:pPr>
+        <w:keepNext/>
+        <w:keepLines/>
         <w:spacing w:after="60"/>
         <w:jc w:val="center"/>
       </w:pPr>
@@ -626,6 +635,8 @@
     </w:p>
     <w:p>
       <w:pPr>
+        <w:keepNext/>
+        <w:keepLines/>
         <w:spacing w:after="250" w:line="260" w:lineRule="auto"/>
         <w:jc w:val="center"/>
       </w:pPr>
@@ -639,6 +650,8 @@
     </w:p>
     <w:p>
       <w:pPr>
+        <w:keepNext/>
+        <w:keepLines/>
         <w:spacing w:before="100" w:after="60" w:line="260" w:lineRule="auto"/>
         <w:jc w:val="center"/>
       </w:pPr>
@@ -651,6 +664,8 @@
     </w:p>
     <w:p>
       <w:pPr>
+        <w:keepNext/>
+        <w:keepLines/>
         <w:spacing w:after="120" w:line="260" w:lineRule="auto"/>
         <w:jc w:val="center"/>
       </w:pPr>
@@ -660,6 +675,8 @@
     </w:p>
     <w:p>
       <w:pPr>
+        <w:keepNext/>
+        <w:keepLines/>
         <w:spacing w:after="60"/>
         <w:jc w:val="center"/>
       </w:pPr>
@@ -669,6 +686,8 @@
     </w:p>
     <w:p>
       <w:pPr>
+        <w:keepNext/>
+        <w:keepLines/>
         <w:spacing w:after="250" w:line="260" w:lineRule="auto"/>
         <w:jc w:val="center"/>
       </w:pPr>
@@ -676,7 +695,11 @@
         <w:t>{{nome_parceiro}}</w:t>
       </w:r>
     </w:p>
-    <w:p/>
+    <w:p>
+      <w:pPr>
+        <w:keepLines/>
+      </w:pPr>
+    </w:p>
     <w:sectPr>
       <w:headerReference w:type="default" r:id="rId8"/>
       <w:footerReference w:type="default" r:id="rId9"/>
